--- a/assets/konspekty/common/mechanizmy_ksztaltowania_duchowosci/attach@karty_szczebli_internalizacji_duchowosci.docx
+++ b/assets/konspekty/common/mechanizmy_ksztaltowania_duchowosci/attach@karty_szczebli_internalizacji_duchowosci.docx
@@ -279,7 +279,9 @@
         </w:rPr>
       </w:pPr>
       <w:r>
-        <w:rPr/>
+        <w:rPr>
+          <w:lang w:val="pl-PL" w:eastAsia="zh-CN" w:bidi="hi-IN"/>
+        </w:rPr>
       </w:r>
       <w:r>
         <w:br w:type="page"/>
@@ -378,7 +380,26 @@
       </w:pPr>
       <w:r>
         <w:rPr>
-          <w:rFonts w:ascii="Ubuntu" w:hAnsi="Ubuntu"/>
+          <w:lang w:val="pl-PL" w:eastAsia="zh-CN" w:bidi="hi-IN"/>
+        </w:rPr>
+      </w:r>
+    </w:p>
+    <w:p>
+      <w:pPr>
+        <w:pStyle w:val="normal1"/>
+        <w:jc w:val="left"/>
+        <w:rPr>
+          <w:rFonts w:ascii="Ubuntu" w:hAnsi="Ubuntu"/>
+          <w:color w:val="B2B2B2"/>
+          <w:sz w:val="48"/>
+          <w:szCs w:val="48"/>
+          <w:lang w:val="pl-PL" w:eastAsia="zh-CN" w:bidi="hi-IN"/>
+        </w:rPr>
+      </w:pPr>
+      <w:r>
+        <w:rPr>
+          <w:rFonts w:ascii="Ubuntu" w:hAnsi="Ubuntu"/>
+          <w:color w:val="B2B2B2"/>
           <w:sz w:val="48"/>
           <w:szCs w:val="48"/>
           <w:lang w:val="pl-PL" w:eastAsia="zh-CN" w:bidi="hi-IN"/>
@@ -529,6 +550,9 @@
           <w:lang w:val="pl-PL" w:eastAsia="zh-CN" w:bidi="hi-IN"/>
         </w:rPr>
         <w:t>zachowań</w:t>
+      </w:r>
+      <w:r>
+        <w:br w:type="page"/>
       </w:r>
     </w:p>
     <w:p>
@@ -680,7 +704,9 @@
         </w:rPr>
       </w:pPr>
       <w:r>
-        <w:rPr/>
+        <w:rPr>
+          <w:lang w:val="pl-PL" w:eastAsia="zh-CN" w:bidi="hi-IN"/>
+        </w:rPr>
       </w:r>
     </w:p>
     <w:p>
@@ -942,18 +968,7 @@
           <w:szCs w:val="96"/>
           <w:lang w:val="pl-PL" w:eastAsia="zh-CN" w:bidi="hi-IN"/>
         </w:rPr>
-        <w:t>W</w:t>
-      </w:r>
-      <w:r>
-        <w:rPr>
-          <w:rFonts w:ascii="Ubuntu" w:hAnsi="Ubuntu"/>
-          <w:b/>
-          <w:bCs/>
-          <w:sz w:val="96"/>
-          <w:szCs w:val="96"/>
-          <w:lang w:val="pl-PL" w:eastAsia="zh-CN" w:bidi="hi-IN"/>
-        </w:rPr>
-        <w:t>iara</w:t>
+        <w:t>Wiara</w:t>
       </w:r>
     </w:p>
     <w:p>
@@ -1046,7 +1061,9 @@
         </w:rPr>
       </w:pPr>
       <w:r>
-        <w:rPr/>
+        <w:rPr>
+          <w:lang w:val="pl-PL" w:eastAsia="zh-CN" w:bidi="hi-IN"/>
+        </w:rPr>
       </w:r>
     </w:p>
     <w:p>
@@ -1299,7 +1316,7 @@
     <w:pPr>
       <w:widowControl/>
       <w:suppressAutoHyphens w:val="true"/>
-      <w:overflowPunct w:val="false"/>
+      <w:overflowPunct w:val="true"/>
       <w:bidi w:val="0"/>
       <w:spacing w:lineRule="auto" w:line="276" w:before="0" w:after="0"/>
       <w:jc w:val="left"/>
@@ -1416,8 +1433,8 @@
       <w:szCs w:val="22"/>
     </w:rPr>
   </w:style>
-  <w:style w:type="character" w:styleId="Bullets">
-    <w:name w:val="Bullets"/>
+  <w:style w:type="character" w:styleId="Bulletsuser">
+    <w:name w:val="Bullets (user)"/>
     <w:qFormat/>
     <w:rPr>
       <w:rFonts w:ascii="OpenSymbol" w:hAnsi="OpenSymbol" w:eastAsia="OpenSymbol" w:cs="OpenSymbol"/>
@@ -1487,7 +1504,7 @@
     <w:pPr>
       <w:widowControl/>
       <w:suppressAutoHyphens w:val="true"/>
-      <w:overflowPunct w:val="false"/>
+      <w:overflowPunct w:val="true"/>
       <w:bidi w:val="0"/>
       <w:spacing w:lineRule="auto" w:line="276" w:before="0" w:after="0"/>
       <w:jc w:val="left"/>
